--- a/fr297/Usbek Letter.docx
+++ b/fr297/Usbek Letter.docx
@@ -52,19 +52,11 @@
           <w:rFonts w:ascii="Times New Roman" w:hAnsi="Times New Roman" w:cs="Times New Roman"/>
         </w:rPr>
       </w:pPr>
-      <w:proofErr w:type="spellStart"/>
-      <w:r>
-        <w:rPr>
-          <w:rFonts w:ascii="Times New Roman" w:hAnsi="Times New Roman" w:cs="Times New Roman"/>
-        </w:rPr>
-        <w:t>Usbek</w:t>
-      </w:r>
-      <w:proofErr w:type="spellEnd"/>
-      <w:r>
-        <w:rPr>
-          <w:rFonts w:ascii="Times New Roman" w:hAnsi="Times New Roman" w:cs="Times New Roman"/>
-        </w:rPr>
-        <w:t xml:space="preserve"> to his friend Nessir, in outer space</w:t>
+      <w:r>
+        <w:rPr>
+          <w:rFonts w:ascii="Times New Roman" w:hAnsi="Times New Roman" w:cs="Times New Roman"/>
+        </w:rPr>
+        <w:t>Usbek to his friend Nessir, in outer space</w:t>
       </w:r>
     </w:p>
     <w:p>
@@ -261,18 +253,21 @@
         </w:rPr>
         <w:t xml:space="preserve"> hating the Green Bay Packers is more important than personal loyalty to the Chicago Bears. </w:t>
       </w:r>
-      <w:r>
-        <w:rPr>
-          <w:rFonts w:ascii="Times New Roman" w:hAnsi="Times New Roman" w:cs="Times New Roman"/>
-        </w:rPr>
-        <w:t xml:space="preserve">I have also taken the </w:t>
-      </w:r>
+    </w:p>
+    <w:p>
+      <w:pPr>
+        <w:spacing w:line="480" w:lineRule="auto"/>
+        <w:ind w:firstLine="720"/>
+        <w:rPr>
+          <w:rFonts w:ascii="Times New Roman" w:hAnsi="Times New Roman" w:cs="Times New Roman"/>
+        </w:rPr>
+      </w:pPr>
       <w:r>
         <w:rPr>
           <w:rFonts w:ascii="Times New Roman" w:hAnsi="Times New Roman" w:cs="Times New Roman"/>
         </w:rPr>
         <w:lastRenderedPageBreak/>
-        <w:t>time to sample many of the local restaurants. As I said earlier, the</w:t>
+        <w:t>I have also taken the time to sample many of the local restaurants. As I said earlier, the</w:t>
       </w:r>
       <w:r>
         <w:rPr>
@@ -296,7 +291,146 @@
         <w:rPr>
           <w:rFonts w:ascii="Times New Roman" w:hAnsi="Times New Roman" w:cs="Times New Roman"/>
         </w:rPr>
-        <w:t xml:space="preserve">which foods most represented the city of Chicago. I tried </w:t>
+        <w:t>which foods most represented the city of Chicago. I</w:t>
+      </w:r>
+      <w:r>
+        <w:rPr>
+          <w:rFonts w:ascii="Times New Roman" w:hAnsi="Times New Roman" w:cs="Times New Roman"/>
+        </w:rPr>
+        <w:t>t was recommended to me that I try both Chicago style hot dogs and deep-dish pizza. I went to a local restaurant named Gene and Jude’s to try Chicago style hot dogs. I noticed that the workers</w:t>
+      </w:r>
+      <w:r>
+        <w:rPr>
+          <w:rFonts w:ascii="Times New Roman" w:hAnsi="Times New Roman" w:cs="Times New Roman"/>
+        </w:rPr>
+        <w:t xml:space="preserve">, like many of the other people I had </w:t>
+      </w:r>
+      <w:r>
+        <w:rPr>
+          <w:rFonts w:ascii="Times New Roman" w:hAnsi="Times New Roman" w:cs="Times New Roman"/>
+        </w:rPr>
+        <w:t>interacted with</w:t>
+      </w:r>
+      <w:r>
+        <w:rPr>
+          <w:rFonts w:ascii="Times New Roman" w:hAnsi="Times New Roman" w:cs="Times New Roman"/>
+        </w:rPr>
+        <w:t xml:space="preserve"> so far, were quite rushed. </w:t>
+      </w:r>
+      <w:r>
+        <w:rPr>
+          <w:rFonts w:ascii="Times New Roman" w:hAnsi="Times New Roman" w:cs="Times New Roman"/>
+        </w:rPr>
+        <w:t>The man in front of me in line asked for ketchup on his hot dog, which turned out to be a mistake.</w:t>
+      </w:r>
+      <w:r>
+        <w:rPr>
+          <w:rFonts w:ascii="Times New Roman" w:hAnsi="Times New Roman" w:cs="Times New Roman"/>
+        </w:rPr>
+        <w:t xml:space="preserve"> He was ridiculed by both the staff and the other patrons for this request. This surprised me because so far, the people that I have spoken with have been welcoming. It was astonishing to see how quickly that goodwill disappeared when requesting what I now understand to be a taboo condiment for a hot dog. Aside from this incident, my experience at Gene and Jude’s was an accurate reflection of what I had come to expect from the people of Chicago. The experience was rushed with an emphasis on efficiency. The staff were quite busy and expected me to already know my order without any prior time to deliberate. My next culinary experience was trying deep-dish pizza. This experience was quite different from my experience trying the Chicago style hot dog. It took 45 minutes for my pizza to be ready, which is quite different from the rushed experience I was expecting.</w:t>
+      </w:r>
+      <w:r>
+        <w:rPr>
+          <w:rFonts w:ascii="Times New Roman" w:hAnsi="Times New Roman" w:cs="Times New Roman"/>
+        </w:rPr>
+        <w:t xml:space="preserve"> I have begun to notice that much of the food that has been recommended to me has been quite unhealthy. Healthier options seem to be scarcer, and oftentimes more expensive.</w:t>
+      </w:r>
+    </w:p>
+    <w:p>
+      <w:pPr>
+        <w:spacing w:line="480" w:lineRule="auto"/>
+        <w:ind w:firstLine="720"/>
+        <w:rPr>
+          <w:rFonts w:ascii="Times New Roman" w:hAnsi="Times New Roman" w:cs="Times New Roman"/>
+        </w:rPr>
+      </w:pPr>
+      <w:r>
+        <w:rPr>
+          <w:rFonts w:ascii="Times New Roman" w:hAnsi="Times New Roman" w:cs="Times New Roman"/>
+        </w:rPr>
+        <w:t>In Chicago, values such as tolerance and equality are held in high esteem. It is clea</w:t>
+      </w:r>
+      <w:r>
+        <w:rPr>
+          <w:rFonts w:ascii="Times New Roman" w:hAnsi="Times New Roman" w:cs="Times New Roman"/>
+        </w:rPr>
+        <w:t>r to me that</w:t>
+      </w:r>
+      <w:r>
+        <w:rPr>
+          <w:rFonts w:ascii="Times New Roman" w:hAnsi="Times New Roman" w:cs="Times New Roman"/>
+        </w:rPr>
+        <w:t xml:space="preserve"> </w:t>
+      </w:r>
+      <w:r>
+        <w:rPr>
+          <w:rFonts w:ascii="Times New Roman" w:hAnsi="Times New Roman" w:cs="Times New Roman"/>
+        </w:rPr>
+        <w:t xml:space="preserve">the people here value both their own as well as each other’s personal liberty, regardless of their race, gender, or religion. Everyone is both equally significant and insignificant. The people of Chicago have been both kind and welcoming to me during my visit, and I attribute this to the </w:t>
+      </w:r>
+      <w:r>
+        <w:rPr>
+          <w:rFonts w:ascii="Times New Roman" w:hAnsi="Times New Roman" w:cs="Times New Roman"/>
+        </w:rPr>
+        <w:lastRenderedPageBreak/>
+        <w:t xml:space="preserve">values that the people here possess. </w:t>
+      </w:r>
+      <w:r>
+        <w:rPr>
+          <w:rFonts w:ascii="Times New Roman" w:hAnsi="Times New Roman" w:cs="Times New Roman"/>
+        </w:rPr>
+        <w:t>Alth</w:t>
+      </w:r>
+      <w:r>
+        <w:rPr>
+          <w:rFonts w:ascii="Times New Roman" w:hAnsi="Times New Roman" w:cs="Times New Roman"/>
+        </w:rPr>
+        <w:t>ough I have had both tolerance and a warm welcome extended toward me during my visit</w:t>
+      </w:r>
+      <w:r>
+        <w:rPr>
+          <w:rFonts w:ascii="Times New Roman" w:hAnsi="Times New Roman" w:cs="Times New Roman"/>
+        </w:rPr>
+        <w:t>, I have noticed that the</w:t>
+      </w:r>
+      <w:r>
+        <w:rPr>
+          <w:rFonts w:ascii="Times New Roman" w:hAnsi="Times New Roman" w:cs="Times New Roman"/>
+        </w:rPr>
+        <w:t xml:space="preserve"> people of Chicago</w:t>
+      </w:r>
+      <w:r>
+        <w:rPr>
+          <w:rFonts w:ascii="Times New Roman" w:hAnsi="Times New Roman" w:cs="Times New Roman"/>
+        </w:rPr>
+        <w:t xml:space="preserve"> do not extend this same generosity to everyone. There</w:t>
+      </w:r>
+      <w:r>
+        <w:rPr>
+          <w:rFonts w:ascii="Times New Roman" w:hAnsi="Times New Roman" w:cs="Times New Roman"/>
+        </w:rPr>
+        <w:t xml:space="preserve"> is a large homeless population present here, and I have observed that for the most part, the people here like to pretend that they do not exist. They are ignored and left on their own to deal with the harsh climate. The architecture here is deliberately designed to provide as little refuge for them as possible. There are homeless shelters present, but for the greater population, they are out of sight and out of mind. It seems hypocritical that I have benefited from such generosity from the people here, but its own citizens who are struggling are not extended the same generosity.</w:t>
+      </w:r>
+    </w:p>
+    <w:p>
+      <w:pPr>
+        <w:spacing w:line="480" w:lineRule="auto"/>
+        <w:rPr>
+          <w:rFonts w:ascii="Times New Roman" w:hAnsi="Times New Roman" w:cs="Times New Roman"/>
+        </w:rPr>
+      </w:pPr>
+      <w:r>
+        <w:rPr>
+          <w:rFonts w:ascii="Times New Roman" w:hAnsi="Times New Roman" w:cs="Times New Roman"/>
+        </w:rPr>
+        <w:tab/>
+        <w:t>I learned much about the people of Chicago and their culture during my visit. The people here place an almost religious level of devotion on their local sports teams. This shared support is a way that the people here are brought together despite their numerous differences. They are also quite passionate about their food. The experience with the man ordering ketchup on his hot dog is not something that we would see back at home.</w:t>
+      </w:r>
+      <w:r>
+        <w:rPr>
+          <w:rFonts w:ascii="Times New Roman" w:hAnsi="Times New Roman" w:cs="Times New Roman"/>
+        </w:rPr>
+        <w:t xml:space="preserve"> In Chicago, tolerance and equality are valued above all else, but in practice, these values are not employed equally among the entire population.</w:t>
       </w:r>
     </w:p>
     <w:sectPr>
